--- a/test.docx
+++ b/test.docx
@@ -14,7 +14,7 @@
           <w:rFonts w:hint="default"/>
           <w:lang w:val="en-US"/>
         </w:rPr>
-        <w:t>abcd</w:t>
+        <w:t>abcdsdc</w:t>
       </w:r>
       <w:bookmarkStart w:id="0" w:name="_GoBack"/>
       <w:bookmarkEnd w:id="0"/>

--- a/test.docx
+++ b/test.docx
@@ -9,13 +9,6 @@
           <w:lang w:val="en-US"/>
         </w:rPr>
       </w:pPr>
-      <w:r>
-        <w:rPr>
-          <w:rFonts w:hint="default"/>
-          <w:lang w:val="en-US"/>
-        </w:rPr>
-        <w:t>abcdsdc</w:t>
-      </w:r>
       <w:bookmarkStart w:id="0" w:name="_GoBack"/>
       <w:bookmarkEnd w:id="0"/>
     </w:p>

--- a/test.docx
+++ b/test.docx
@@ -9,6 +9,13 @@
           <w:lang w:val="en-US"/>
         </w:rPr>
       </w:pPr>
+      <w:r>
+        <w:rPr>
+          <w:rFonts w:hint="default"/>
+          <w:lang w:val="en-US"/>
+        </w:rPr>
+        <w:t>dcd</w:t>
+      </w:r>
       <w:bookmarkStart w:id="0" w:name="_GoBack"/>
       <w:bookmarkEnd w:id="0"/>
     </w:p>

--- a/test.docx
+++ b/test.docx
@@ -14,7 +14,7 @@
           <w:rFonts w:hint="default"/>
           <w:lang w:val="en-US"/>
         </w:rPr>
-        <w:t>dcd</w:t>
+        <w:t>dcdcc</w:t>
       </w:r>
       <w:bookmarkStart w:id="0" w:name="_GoBack"/>
       <w:bookmarkEnd w:id="0"/>

--- a/test.docx
+++ b/test.docx
@@ -14,7 +14,7 @@
           <w:rFonts w:hint="default"/>
           <w:lang w:val="en-US"/>
         </w:rPr>
-        <w:t>dcdcc</w:t>
+        <w:t>dcdccdcd</w:t>
       </w:r>
       <w:bookmarkStart w:id="0" w:name="_GoBack"/>
       <w:bookmarkEnd w:id="0"/>
@@ -143,7 +143,7 @@
     <w:lsdException w:unhideWhenUsed="0" w:uiPriority="0" w:semiHidden="0" w:name="HTML Sample"/>
     <w:lsdException w:unhideWhenUsed="0" w:uiPriority="0" w:semiHidden="0" w:name="HTML Typewriter"/>
     <w:lsdException w:unhideWhenUsed="0" w:uiPriority="0" w:semiHidden="0" w:name="HTML Variable"/>
-    <w:lsdException w:unhideWhenUsed="0" w:uiPriority="0" w:name="Normal Table"/>
+    <w:lsdException w:qFormat="1" w:unhideWhenUsed="0" w:uiPriority="0" w:name="Normal Table"/>
     <w:lsdException w:unhideWhenUsed="0" w:uiPriority="0" w:semiHidden="0" w:name="annotation subject"/>
     <w:lsdException w:unhideWhenUsed="0" w:uiPriority="0" w:semiHidden="0" w:name="Table Simple 1"/>
     <w:lsdException w:unhideWhenUsed="0" w:uiPriority="0" w:semiHidden="0" w:name="Table Simple 2"/>
@@ -306,6 +306,7 @@
   <w:style w:type="table" w:default="1" w:styleId="3">
     <w:name w:val="Normal Table"/>
     <w:semiHidden/>
+    <w:qFormat/>
     <w:uiPriority w:val="0"/>
     <w:tblPr>
       <w:tblCellMar>

--- a/test.docx
+++ b/test.docx
@@ -14,7 +14,7 @@
           <w:rFonts w:hint="default"/>
           <w:lang w:val="en-US"/>
         </w:rPr>
-        <w:t>dcdccdcd</w:t>
+        <w:t>dcdccdcddđ</w:t>
       </w:r>
       <w:bookmarkStart w:id="0" w:name="_GoBack"/>
       <w:bookmarkEnd w:id="0"/>
